--- a/public/materials/masterful-notes-delivered-exercise.docx
+++ b/public/materials/masterful-notes-delivered-exercise.docx
@@ -1,6 +1,6 @@
 
 <file path=word/document.xml><?xml version="1.0" encoding="utf-8"?>
-<w:document xmlns:wpc="http://schemas.microsoft.com/office/word/2010/wordprocessingCanvas" xmlns:cx="http://schemas.microsoft.com/office/drawing/2014/chartex" xmlns:cx1="http://schemas.microsoft.com/office/drawing/2015/9/8/chartex" xmlns:cx2="http://schemas.microsoft.com/office/drawing/2015/10/21/chartex" xmlns:cx3="http://schemas.microsoft.com/office/drawing/2016/5/9/chartex" xmlns:cx4="http://schemas.microsoft.com/office/drawing/2016/5/10/chartex" xmlns:cx5="http://schemas.microsoft.com/office/drawing/2016/5/11/chartex" xmlns:cx6="http://schemas.microsoft.com/office/drawing/2016/5/12/chartex" xmlns:cx7="http://schemas.microsoft.com/office/drawing/2016/5/13/chartex" xmlns:cx8="http://schemas.microsoft.com/office/drawing/2016/5/14/chartex" xmlns:mc="http://schemas.openxmlformats.org/markup-compatibility/2006" xmlns:aink="http://schemas.microsoft.com/office/drawing/2016/ink" xmlns:am3d="http://schemas.microsoft.com/office/drawing/2017/model3d" xmlns:o="urn:schemas-microsoft-com:office:office" xmlns:oel="http://schemas.microsoft.com/office/2019/extlst" xmlns:r="http://schemas.openxmlformats.org/officeDocument/2006/relationships" xmlns:m="http://schemas.openxmlformats.org/officeDocument/2006/math" xmlns:v="urn:schemas-microsoft-com:vml" xmlns:wp14="http://schemas.microsoft.com/office/word/2010/wordprocessingDrawing" xmlns:wp="http://schemas.openxmlformats.org/drawingml/2006/wordprocessingDrawing" xmlns:w10="urn:schemas-microsoft-com:office:word" xmlns:w="http://schemas.openxmlformats.org/wordprocessingml/2006/main" xmlns:w14="http://schemas.microsoft.com/office/word/2010/wordml" xmlns:w15="http://schemas.microsoft.com/office/word/2012/wordml" xmlns:w16cex="http://schemas.microsoft.com/office/word/2018/wordml/cex" xmlns:w16cid="http://schemas.microsoft.com/office/word/2016/wordml/cid" xmlns:w16="http://schemas.microsoft.com/office/word/2018/wordml" xmlns:w16du="http://schemas.microsoft.com/office/word/2023/wordml/word16du" xmlns:w16sdtdh="http://schemas.microsoft.com/office/word/2020/wordml/sdtdatahash" xmlns:w16sdtfl="http://schemas.microsoft.com/office/word/2024/wordml/sdtformatlock" xmlns:w16se="http://schemas.microsoft.com/office/word/2015/wordml/symex" xmlns:wpg="http://schemas.microsoft.com/office/word/2010/wordprocessingGroup" xmlns:wpi="http://schemas.microsoft.com/office/word/2010/wordprocessingInk" xmlns:wne="http://schemas.microsoft.com/office/word/2006/wordml" xmlns:wps="http://schemas.microsoft.com/office/word/2010/wordprocessingShape" mc:Ignorable="w14 w15 w16se w16cid w16 w16cex w16sdtdh w16sdtfl w16du wp14">
+<w:document xmlns:wpc="http://schemas.microsoft.com/office/word/2010/wordprocessingCanvas" xmlns:cx="http://schemas.microsoft.com/office/drawing/2014/chartex" xmlns:cx1="http://schemas.microsoft.com/office/drawing/2015/9/8/chartex" xmlns:cx2="http://schemas.microsoft.com/office/drawing/2015/10/21/chartex" xmlns:cx3="http://schemas.microsoft.com/office/drawing/2016/5/9/chartex" xmlns:cx4="http://schemas.microsoft.com/office/drawing/2016/5/10/chartex" xmlns:cx5="http://schemas.microsoft.com/office/drawing/2016/5/11/chartex" xmlns:cx6="http://schemas.microsoft.com/office/drawing/2016/5/12/chartex" xmlns:cx7="http://schemas.microsoft.com/office/drawing/2016/5/13/chartex" xmlns:cx8="http://schemas.microsoft.com/office/drawing/2016/5/14/chartex" xmlns:mc="http://schemas.openxmlformats.org/markup-compatibility/2006" xmlns:aink="http://schemas.microsoft.com/office/drawing/2016/ink" xmlns:am3d="http://schemas.microsoft.com/office/drawing/2017/model3d" xmlns:o="urn:schemas-microsoft-com:office:office" xmlns:oel="http://schemas.microsoft.com/office/2019/extlst" xmlns:r="http://schemas.openxmlformats.org/officeDocument/2006/relationships" xmlns:m="http://schemas.openxmlformats.org/officeDocument/2006/math" xmlns:v="urn:schemas-microsoft-com:vml" xmlns:wp14="http://schemas.microsoft.com/office/word/2010/wordprocessingDrawing" xmlns:wp="http://schemas.openxmlformats.org/drawingml/2006/wordprocessingDrawing" xmlns:w10="urn:schemas-microsoft-com:office:word" xmlns:w="http://schemas.openxmlformats.org/wordprocessingml/2006/main" xmlns:w14="http://schemas.microsoft.com/office/word/2010/wordml" xmlns:w15="http://schemas.microsoft.com/office/word/2012/wordml" xmlns:w16cei="http://schemas.microsoft.com/office/word/2026/wordml/cei" xmlns:w16cex="http://schemas.microsoft.com/office/word/2018/wordml/cex" xmlns:w16cid="http://schemas.microsoft.com/office/word/2016/wordml/cid" xmlns:w16="http://schemas.microsoft.com/office/word/2018/wordml" xmlns:w16du="http://schemas.microsoft.com/office/word/2023/wordml/word16du" xmlns:w16sdtdh="http://schemas.microsoft.com/office/word/2020/wordml/sdtdatahash" xmlns:w16sdtfl="http://schemas.microsoft.com/office/word/2024/wordml/sdtformatlock" xmlns:w16se="http://schemas.microsoft.com/office/word/2015/wordml/symex" xmlns:wpg="http://schemas.microsoft.com/office/word/2010/wordprocessingGroup" xmlns:wpi="http://schemas.microsoft.com/office/word/2010/wordprocessingInk" xmlns:wne="http://schemas.microsoft.com/office/word/2006/wordml" xmlns:wps="http://schemas.microsoft.com/office/word/2010/wordprocessingShape" mc:Ignorable="w14 w15 w16se w16cid w16 w16cex w16sdtdh w16sdtfl w16du wp14">
   <w:body>
     <w:p>
       <w:pPr>
@@ -28,21 +28,28 @@
           <w:sz w:val="36"/>
           <w:szCs w:val="36"/>
         </w:rPr>
-        <w:t>: Masterful Notes De</w:t>
+        <w:t xml:space="preserve"> Exercises</w:t>
       </w:r>
       <w:r>
         <w:rPr>
           <w:sz w:val="36"/>
           <w:szCs w:val="36"/>
         </w:rPr>
-        <w:t>livered</w:t>
+        <w:t>: Masterful Notes De</w:t>
       </w:r>
       <w:r>
         <w:rPr>
           <w:sz w:val="36"/>
           <w:szCs w:val="36"/>
         </w:rPr>
-        <w:t xml:space="preserve"> (063026) </w:t>
+        <w:t>livered</w:t>
+      </w:r>
+      <w:r>
+        <w:rPr>
+          <w:sz w:val="36"/>
+          <w:szCs w:val="36"/>
+        </w:rPr>
+        <w:t xml:space="preserve"> </w:t>
       </w:r>
     </w:p>
     <w:p>
@@ -61,7 +68,7 @@
           <w:sz w:val="24"/>
           <w:szCs w:val="24"/>
         </w:rPr>
-        <w:t xml:space="preserve">Exercise </w:t>
+        <w:t>Exercise 1: Delivery Practice with Masterful Notes</w:t>
       </w:r>
       <w:r>
         <w:rPr>
@@ -70,24 +77,6 @@
           <w:sz w:val="24"/>
           <w:szCs w:val="24"/>
         </w:rPr>
-        <w:t>1</w:t>
-      </w:r>
-      <w:r>
-        <w:rPr>
-          <w:b/>
-          <w:bCs/>
-          <w:sz w:val="24"/>
-          <w:szCs w:val="24"/>
-        </w:rPr>
-        <w:t>: Delivery Practice with Masterful Notes</w:t>
-      </w:r>
-      <w:r>
-        <w:rPr>
-          <w:b/>
-          <w:bCs/>
-          <w:sz w:val="24"/>
-          <w:szCs w:val="24"/>
-        </w:rPr>
         <w:t xml:space="preserve"> – Your Self-Introduction</w:t>
       </w:r>
     </w:p>
@@ -101,6 +90,9 @@
       </w:r>
       <w:r>
         <w:t xml:space="preserve"> Practice delivering your content using Masterful Notes and the PAUSE Delivery technique.</w:t>
+      </w:r>
+      <w:r>
+        <w:t xml:space="preserve"> Get the mechanics right.</w:t>
       </w:r>
     </w:p>
     <w:p>
@@ -254,9 +246,594 @@
     </w:p>
     <w:p>
       <w:pPr>
-        <w:rPr>
-          <w:b/>
-          <w:bCs/>
+        <w:spacing w:after="0"/>
+        <w:rPr>
+          <w:sz w:val="16"/>
+          <w:szCs w:val="16"/>
+        </w:rPr>
+      </w:pPr>
+    </w:p>
+    <w:p>
+      <w:pPr>
+        <w:rPr>
+          <w:b/>
+          <w:bCs/>
+        </w:rPr>
+      </w:pPr>
+      <w:r>
+        <w:rPr>
+          <w:b/>
+          <w:bCs/>
+        </w:rPr>
+        <w:t>Exercise 2: Lift Your Self-Introduction Off the Page</w:t>
+      </w:r>
+    </w:p>
+    <w:p>
+      <w:r>
+        <w:rPr>
+          <w:b/>
+          <w:bCs/>
+        </w:rPr>
+        <w:t>Objective:</w:t>
+      </w:r>
+      <w:r>
+        <w:t xml:space="preserve"> Now, make it your own. </w:t>
+      </w:r>
+      <w:r>
+        <w:t>Build on your first delivery by relying less on your Masterful Notes and speaking more naturally to your audience.</w:t>
+      </w:r>
+    </w:p>
+    <w:p>
+      <w:r>
+        <w:rPr>
+          <w:b/>
+          <w:bCs/>
+        </w:rPr>
+        <w:t>Instructions:</w:t>
+      </w:r>
+    </w:p>
+    <w:p>
+      <w:r>
+        <w:rPr>
+          <w:b/>
+          <w:bCs/>
+        </w:rPr>
+        <w:t>1. Review Your Self-Introduction</w:t>
+      </w:r>
+    </w:p>
+    <w:p>
+      <w:r>
+        <w:t>Take another look at the Masterful Notes you created for your self-introduction.</w:t>
+      </w:r>
+      <w:r>
+        <w:t xml:space="preserve"> </w:t>
+      </w:r>
+      <w:r>
+        <w:t xml:space="preserve">Rather than trying to remember the exact words, focus on the </w:t>
+      </w:r>
+      <w:r>
+        <w:rPr>
+          <w:b/>
+          <w:bCs/>
+        </w:rPr>
+        <w:t>idea behind each line</w:t>
+      </w:r>
+      <w:r>
+        <w:t>.</w:t>
+      </w:r>
+    </w:p>
+    <w:p>
+      <w:r>
+        <w:rPr>
+          <w:b/>
+          <w:bCs/>
+        </w:rPr>
+        <w:t>2. Look — Pause — Speak</w:t>
+      </w:r>
+    </w:p>
+    <w:p>
+      <w:r>
+        <w:t>Work through your self-introduction again:</w:t>
+      </w:r>
+    </w:p>
+    <w:p>
+      <w:pPr>
+        <w:numPr>
+          <w:ilvl w:val="0"/>
+          <w:numId w:val="12"/>
+        </w:numPr>
+        <w:spacing w:after="0"/>
+      </w:pPr>
+      <w:r>
+        <w:t>Glance down and capture the next idea.</w:t>
+      </w:r>
+    </w:p>
+    <w:p>
+      <w:pPr>
+        <w:numPr>
+          <w:ilvl w:val="0"/>
+          <w:numId w:val="12"/>
+        </w:numPr>
+        <w:spacing w:after="0"/>
+      </w:pPr>
+      <w:r>
+        <w:t>Look up at your audience.</w:t>
+      </w:r>
+    </w:p>
+    <w:p>
+      <w:pPr>
+        <w:numPr>
+          <w:ilvl w:val="0"/>
+          <w:numId w:val="12"/>
+        </w:numPr>
+        <w:spacing w:after="0"/>
+      </w:pPr>
+      <w:r>
+        <w:rPr>
+          <w:b/>
+          <w:bCs/>
+        </w:rPr>
+        <w:t>Pause.</w:t>
+      </w:r>
+    </w:p>
+    <w:p>
+      <w:pPr>
+        <w:numPr>
+          <w:ilvl w:val="0"/>
+          <w:numId w:val="12"/>
+        </w:numPr>
+        <w:spacing w:after="0"/>
+      </w:pPr>
+      <w:r>
+        <w:t>Express the idea naturally, in your own words.</w:t>
+      </w:r>
+    </w:p>
+    <w:p>
+      <w:pPr>
+        <w:numPr>
+          <w:ilvl w:val="0"/>
+          <w:numId w:val="12"/>
+        </w:numPr>
+      </w:pPr>
+      <w:r>
+        <w:rPr>
+          <w:b/>
+          <w:bCs/>
+        </w:rPr>
+        <w:t>Pause again</w:t>
+      </w:r>
+      <w:r>
+        <w:t xml:space="preserve"> before returning to your notes.</w:t>
+      </w:r>
+    </w:p>
+    <w:p>
+      <w:pPr>
+        <w:rPr>
+          <w:b/>
+          <w:bCs/>
+        </w:rPr>
+      </w:pPr>
+      <w:r>
+        <w:t xml:space="preserve">Think of your notes as </w:t>
+      </w:r>
+      <w:r>
+        <w:rPr>
+          <w:b/>
+          <w:bCs/>
+        </w:rPr>
+        <w:t>prompts for your ideas — not words you need to read.</w:t>
+      </w:r>
+    </w:p>
+    <w:p/>
+    <w:p>
+      <w:r>
+        <w:rPr>
+          <w:b/>
+          <w:bCs/>
+        </w:rPr>
+        <w:t>3. Focus on Connection</w:t>
+      </w:r>
+    </w:p>
+    <w:p>
+      <w:r>
+        <w:t>This time, pay particular attention to:</w:t>
+      </w:r>
+    </w:p>
+    <w:p>
+      <w:pPr>
+        <w:numPr>
+          <w:ilvl w:val="0"/>
+          <w:numId w:val="13"/>
+        </w:numPr>
+        <w:spacing w:after="0"/>
+      </w:pPr>
+      <w:r>
+        <w:t>Keeping your eyes up while you are speaking.</w:t>
+      </w:r>
+    </w:p>
+    <w:p>
+      <w:pPr>
+        <w:numPr>
+          <w:ilvl w:val="0"/>
+          <w:numId w:val="13"/>
+        </w:numPr>
+        <w:spacing w:after="0"/>
+      </w:pPr>
+      <w:r>
+        <w:t>Letting your pauses feel comfortable.</w:t>
+      </w:r>
+    </w:p>
+    <w:p>
+      <w:pPr>
+        <w:numPr>
+          <w:ilvl w:val="0"/>
+          <w:numId w:val="13"/>
+        </w:numPr>
+        <w:spacing w:after="0"/>
+      </w:pPr>
+      <w:r>
+        <w:t>Speaking conversationally rather than reciting.</w:t>
+      </w:r>
+    </w:p>
+    <w:p>
+      <w:pPr>
+        <w:numPr>
+          <w:ilvl w:val="0"/>
+          <w:numId w:val="13"/>
+        </w:numPr>
+      </w:pPr>
+      <w:r>
+        <w:t>Putting energy and emphasis behind the ideas that matter most.</w:t>
+      </w:r>
+    </w:p>
+    <w:p>
+      <w:r>
+        <w:rPr>
+          <w:b/>
+          <w:bCs/>
+        </w:rPr>
+        <w:t>4. Record Your Second Attempt</w:t>
+      </w:r>
+    </w:p>
+    <w:p>
+      <w:r>
+        <w:t>If possible, record yourself again and compare it with your first attempt.</w:t>
+      </w:r>
+    </w:p>
+    <w:p>
+      <w:r>
+        <w:t>Ask yourself:</w:t>
+      </w:r>
+    </w:p>
+    <w:p>
+      <w:pPr>
+        <w:numPr>
+          <w:ilvl w:val="0"/>
+          <w:numId w:val="14"/>
+        </w:numPr>
+        <w:spacing w:after="0"/>
+      </w:pPr>
+      <w:r>
+        <w:t>Am I looking at my audience more?</w:t>
+      </w:r>
+    </w:p>
+    <w:p>
+      <w:pPr>
+        <w:numPr>
+          <w:ilvl w:val="0"/>
+          <w:numId w:val="14"/>
+        </w:numPr>
+        <w:spacing w:after="0"/>
+      </w:pPr>
+      <w:r>
+        <w:t>Do I sound more conversational?</w:t>
+      </w:r>
+    </w:p>
+    <w:p>
+      <w:pPr>
+        <w:numPr>
+          <w:ilvl w:val="0"/>
+          <w:numId w:val="14"/>
+        </w:numPr>
+        <w:spacing w:after="0"/>
+      </w:pPr>
+      <w:r>
+        <w:t>Am I allowing my ideas to land?</w:t>
+      </w:r>
+    </w:p>
+    <w:p>
+      <w:pPr>
+        <w:numPr>
+          <w:ilvl w:val="0"/>
+          <w:numId w:val="14"/>
+        </w:numPr>
+      </w:pPr>
+      <w:r>
+        <w:t xml:space="preserve">Do I sound like I'm </w:t>
+      </w:r>
+      <w:r>
+        <w:rPr>
+          <w:b/>
+          <w:bCs/>
+        </w:rPr>
+        <w:t>sharing my self-introduction rather than delivering a script?</w:t>
+      </w:r>
+    </w:p>
+    <w:p>
+      <w:pPr>
+        <w:rPr>
+          <w:b/>
+          <w:bCs/>
+        </w:rPr>
+      </w:pPr>
+      <w:r>
+        <w:rPr>
+          <w:b/>
+          <w:bCs/>
+        </w:rPr>
+        <w:t>Key Takeaway</w:t>
+      </w:r>
+    </w:p>
+    <w:p>
+      <w:r>
+        <w:t>Your Masterful Notes are there to remind you what you want to say; not tell you exactly how to say it.</w:t>
+      </w:r>
+    </w:p>
+    <w:p>
+      <w:r>
+        <w:t>Glance at the idea. Look up. Pause. Then make the idea your own.</w:t>
+      </w:r>
+    </w:p>
+    <w:p/>
+    <w:p>
+      <w:pPr>
+        <w:rPr>
+          <w:b/>
+          <w:bCs/>
+          <w:sz w:val="28"/>
+          <w:szCs w:val="28"/>
+        </w:rPr>
+      </w:pPr>
+      <w:r>
+        <w:rPr>
+          <w:b/>
+          <w:bCs/>
+          <w:sz w:val="28"/>
+          <w:szCs w:val="28"/>
+        </w:rPr>
+        <w:t>Meet Katya</w:t>
+      </w:r>
+      <w:r>
+        <w:rPr>
+          <w:b/>
+          <w:bCs/>
+          <w:sz w:val="28"/>
+          <w:szCs w:val="28"/>
+        </w:rPr>
+        <w:t>,</w:t>
+      </w:r>
+      <w:r>
+        <w:rPr>
+          <w:b/>
+          <w:bCs/>
+          <w:sz w:val="28"/>
+          <w:szCs w:val="28"/>
+        </w:rPr>
+        <w:t xml:space="preserve"> Your Self-Introduction Coach</w:t>
+      </w:r>
+    </w:p>
+    <w:p>
+      <w:r>
+        <w:t>You’ve framed your self-introduction, created your Masterful Notes and practised lifting your ideas off the page.</w:t>
+      </w:r>
+      <w:r>
+        <w:t xml:space="preserve"> </w:t>
+      </w:r>
+      <w:r>
+        <w:t>Now it’s time to get some coaching.</w:t>
+      </w:r>
+    </w:p>
+    <w:p>
+      <w:r>
+        <w:rPr>
+          <w:b/>
+          <w:bCs/>
+        </w:rPr>
+        <w:t>Meet Katya, your S</w:t>
+      </w:r>
+      <w:r>
+        <w:rPr>
+          <w:b/>
+          <w:bCs/>
+        </w:rPr>
+        <w:t>elf-Introduction</w:t>
+      </w:r>
+      <w:r>
+        <w:rPr>
+          <w:b/>
+          <w:bCs/>
+        </w:rPr>
+        <w:t xml:space="preserve"> Coach.</w:t>
+      </w:r>
+    </w:p>
+    <w:p>
+      <w:r>
+        <w:t>Deliver your 60-second self-introduction to Katya and she’ll give you feedback on how effectively you:</w:t>
+      </w:r>
+    </w:p>
+    <w:p>
+      <w:pPr>
+        <w:numPr>
+          <w:ilvl w:val="0"/>
+          <w:numId w:val="15"/>
+        </w:numPr>
+        <w:spacing w:after="0"/>
+      </w:pPr>
+      <w:r>
+        <w:t>Structure your message</w:t>
+      </w:r>
+    </w:p>
+    <w:p>
+      <w:pPr>
+        <w:numPr>
+          <w:ilvl w:val="0"/>
+          <w:numId w:val="15"/>
+        </w:numPr>
+        <w:spacing w:after="0"/>
+      </w:pPr>
+      <w:r>
+        <w:t>Use your Masterful Notes</w:t>
+      </w:r>
+    </w:p>
+    <w:p>
+      <w:pPr>
+        <w:numPr>
+          <w:ilvl w:val="0"/>
+          <w:numId w:val="15"/>
+        </w:numPr>
+        <w:spacing w:after="0"/>
+      </w:pPr>
+      <w:r>
+        <w:t>Pause and let your ideas land</w:t>
+      </w:r>
+    </w:p>
+    <w:p>
+      <w:pPr>
+        <w:numPr>
+          <w:ilvl w:val="0"/>
+          <w:numId w:val="15"/>
+        </w:numPr>
+      </w:pPr>
+      <w:r>
+        <w:t>Connect naturally with your audience</w:t>
+      </w:r>
+    </w:p>
+    <w:p>
+      <w:r>
+        <w:t xml:space="preserve">Then, use her feedback and </w:t>
+      </w:r>
+      <w:r>
+        <w:rPr>
+          <w:b/>
+          <w:bCs/>
+        </w:rPr>
+        <w:t>try it again</w:t>
+      </w:r>
+      <w:r>
+        <w:t>.</w:t>
+      </w:r>
+    </w:p>
+    <w:p>
+      <w:r>
+        <w:t xml:space="preserve">The goal isn’t perfection. It’s to make your self-introduction increasingly </w:t>
+      </w:r>
+      <w:r>
+        <w:rPr>
+          <w:b/>
+          <w:bCs/>
+        </w:rPr>
+        <w:t>clear, confident and natural every time you deliver it.</w:t>
+      </w:r>
+    </w:p>
+    <w:p>
+      <w:r>
+        <w:t>Ready to give it a try?</w:t>
+      </w:r>
+    </w:p>
+    <w:p>
+      <w:pPr>
+        <w:rPr>
+          <w:color w:val="EE0000"/>
+        </w:rPr>
+      </w:pPr>
+      <w:r>
+        <w:rPr>
+          <w:b/>
+          <w:bCs/>
+        </w:rPr>
+        <w:t>Talk to Katya →</w:t>
+      </w:r>
+      <w:r>
+        <w:rPr>
+          <w:b/>
+          <w:bCs/>
+        </w:rPr>
+        <w:t xml:space="preserve"> </w:t>
+      </w:r>
+      <w:r>
+        <w:rPr>
+          <w:b/>
+          <w:bCs/>
+          <w:color w:val="EE0000"/>
+        </w:rPr>
+        <w:t>NEED LINK/BUTTON TO KATYA</w:t>
+      </w:r>
+    </w:p>
+    <w:p>
+      <w:r>
+        <w:pict w14:anchorId="4E4DA11D">
+          <v:rect id="_x0000_i1025" style="width:0;height:1.5pt" o:hralign="center" o:hrstd="t" o:hr="t" fillcolor="#a0a0a0" stroked="f"/>
+        </w:pict>
+      </w:r>
+    </w:p>
+    <w:p>
+      <w:pPr>
+        <w:rPr>
+          <w:b/>
+          <w:bCs/>
+          <w:sz w:val="28"/>
+          <w:szCs w:val="28"/>
+        </w:rPr>
+      </w:pPr>
+    </w:p>
+    <w:p>
+      <w:pPr>
+        <w:rPr>
+          <w:b/>
+          <w:bCs/>
+          <w:sz w:val="28"/>
+          <w:szCs w:val="28"/>
+        </w:rPr>
+      </w:pPr>
+      <w:r>
+        <w:rPr>
+          <w:b/>
+          <w:bCs/>
+          <w:sz w:val="28"/>
+          <w:szCs w:val="28"/>
+        </w:rPr>
+        <w:t>Want to Keep Practising?</w:t>
+      </w:r>
+    </w:p>
+    <w:p>
+      <w:r>
+        <w:t>Katya doesn’t stop with your self-introduction.</w:t>
+      </w:r>
+    </w:p>
+    <w:p>
+      <w:r>
+        <w:t xml:space="preserve">When you join </w:t>
+      </w:r>
+      <w:r>
+        <w:rPr>
+          <w:b/>
+          <w:bCs/>
+        </w:rPr>
+        <w:t>Speakers’ Circle</w:t>
+      </w:r>
+      <w:r>
+        <w:t>, you’ll have ongoing access to Katya as your practice coach</w:t>
+      </w:r>
+      <w:r>
+        <w:t xml:space="preserve">; </w:t>
+      </w:r>
+      <w:r>
+        <w:t>helping you frame your ideas, refine your Masterful Notes, practise your delivery and get coaching as you work through new speaking challenges.</w:t>
+      </w:r>
+    </w:p>
+    <w:p>
+      <w:pPr>
+        <w:rPr>
           <w:sz w:val="24"/>
           <w:szCs w:val="24"/>
         </w:rPr>
@@ -268,113 +845,13 @@
           <w:sz w:val="24"/>
           <w:szCs w:val="24"/>
         </w:rPr>
-        <w:t xml:space="preserve">Exercise </w:t>
-      </w:r>
-      <w:r>
-        <w:rPr>
-          <w:b/>
-          <w:bCs/>
-          <w:sz w:val="24"/>
-          <w:szCs w:val="24"/>
-        </w:rPr>
-        <w:t>2</w:t>
-      </w:r>
-      <w:r>
-        <w:rPr>
-          <w:b/>
-          <w:bCs/>
-          <w:sz w:val="24"/>
-          <w:szCs w:val="24"/>
-        </w:rPr>
-        <w:t>: Delivery Practice with Masterful Notes</w:t>
-      </w:r>
-      <w:r>
-        <w:rPr>
-          <w:b/>
-          <w:bCs/>
-          <w:sz w:val="24"/>
-          <w:szCs w:val="24"/>
-        </w:rPr>
-        <w:t xml:space="preserve"> – Your Presentation</w:t>
-      </w:r>
-    </w:p>
-    <w:p>
-      <w:r>
-        <w:rPr>
-          <w:b/>
-          <w:bCs/>
-        </w:rPr>
-        <w:t>Objective:</w:t>
-      </w:r>
-      <w:r>
-        <w:t xml:space="preserve"> Practice delivering your content using Masterful Notes and the PAUSE Delivery technique.</w:t>
-      </w:r>
-    </w:p>
-    <w:p>
-      <w:r>
-        <w:rPr>
-          <w:b/>
-          <w:bCs/>
-        </w:rPr>
-        <w:t>Instructions:</w:t>
-      </w:r>
-    </w:p>
-    <w:p>
-      <w:pPr>
-        <w:pStyle w:val="ListParagraph"/>
-        <w:numPr>
-          <w:ilvl w:val="0"/>
-          <w:numId w:val="11"/>
-        </w:numPr>
-        <w:ind w:left="770" w:hanging="336"/>
-        <w:rPr>
-          <w:b/>
-          <w:bCs/>
-          <w:sz w:val="24"/>
-          <w:szCs w:val="24"/>
-        </w:rPr>
-      </w:pPr>
-      <w:r>
-        <w:rPr>
-          <w:b/>
-          <w:bCs/>
-        </w:rPr>
-        <w:t>Take the Masterful Notes you developed for your presentation in the last lesson and repeat steps 1 through 5.</w:t>
-      </w:r>
-    </w:p>
-    <w:p>
-      <w:pPr>
-        <w:pStyle w:val="ListParagraph"/>
-        <w:ind w:left="770"/>
-        <w:rPr>
-          <w:b/>
-          <w:bCs/>
-          <w:sz w:val="24"/>
-          <w:szCs w:val="24"/>
-        </w:rPr>
-      </w:pPr>
-    </w:p>
-    <w:p>
-      <w:pPr>
-        <w:ind w:left="42" w:hanging="14"/>
-      </w:pPr>
-      <w:r>
-        <w:t>These exercises will help you effectively create and deliver Masterful Notes, enhancing your public speaking skills!</w:t>
-      </w:r>
-    </w:p>
-    <w:p>
-      <w:pPr>
-        <w:rPr>
-          <w:b/>
-          <w:bCs/>
-          <w:sz w:val="34"/>
-          <w:szCs w:val="34"/>
-        </w:rPr>
-      </w:pPr>
-    </w:p>
+        <w:t>The more you practise, the more natural the skills become.</w:t>
+      </w:r>
+    </w:p>
+    <w:p/>
     <w:sectPr>
       <w:pgSz w:w="12240" w:h="15840"/>
-      <w:pgMar w:top="1440" w:right="1440" w:bottom="1440" w:left="1440" w:header="708" w:footer="708" w:gutter="0"/>
+      <w:pgMar w:top="1247" w:right="1440" w:bottom="1247" w:left="1440" w:header="709" w:footer="709" w:gutter="0"/>
       <w:cols w:space="708"/>
       <w:docGrid w:linePitch="360"/>
     </w:sectPr>
@@ -383,7 +860,7 @@
 </file>
 
 <file path=word/numbering.xml><?xml version="1.0" encoding="utf-8"?>
-<w:numbering xmlns:wpc="http://schemas.microsoft.com/office/word/2010/wordprocessingCanvas" xmlns:cx="http://schemas.microsoft.com/office/drawing/2014/chartex" xmlns:cx1="http://schemas.microsoft.com/office/drawing/2015/9/8/chartex" xmlns:cx2="http://schemas.microsoft.com/office/drawing/2015/10/21/chartex" xmlns:cx3="http://schemas.microsoft.com/office/drawing/2016/5/9/chartex" xmlns:cx4="http://schemas.microsoft.com/office/drawing/2016/5/10/chartex" xmlns:cx5="http://schemas.microsoft.com/office/drawing/2016/5/11/chartex" xmlns:cx6="http://schemas.microsoft.com/office/drawing/2016/5/12/chartex" xmlns:cx7="http://schemas.microsoft.com/office/drawing/2016/5/13/chartex" xmlns:cx8="http://schemas.microsoft.com/office/drawing/2016/5/14/chartex" xmlns:mc="http://schemas.openxmlformats.org/markup-compatibility/2006" xmlns:aink="http://schemas.microsoft.com/office/drawing/2016/ink" xmlns:am3d="http://schemas.microsoft.com/office/drawing/2017/model3d" xmlns:o="urn:schemas-microsoft-com:office:office" xmlns:oel="http://schemas.microsoft.com/office/2019/extlst" xmlns:r="http://schemas.openxmlformats.org/officeDocument/2006/relationships" xmlns:m="http://schemas.openxmlformats.org/officeDocument/2006/math" xmlns:v="urn:schemas-microsoft-com:vml" xmlns:wp14="http://schemas.microsoft.com/office/word/2010/wordprocessingDrawing" xmlns:wp="http://schemas.openxmlformats.org/drawingml/2006/wordprocessingDrawing" xmlns:w10="urn:schemas-microsoft-com:office:word" xmlns:w="http://schemas.openxmlformats.org/wordprocessingml/2006/main" xmlns:w14="http://schemas.microsoft.com/office/word/2010/wordml" xmlns:w15="http://schemas.microsoft.com/office/word/2012/wordml" xmlns:w16cex="http://schemas.microsoft.com/office/word/2018/wordml/cex" xmlns:w16cid="http://schemas.microsoft.com/office/word/2016/wordml/cid" xmlns:w16="http://schemas.microsoft.com/office/word/2018/wordml" xmlns:w16du="http://schemas.microsoft.com/office/word/2023/wordml/word16du" xmlns:w16sdtdh="http://schemas.microsoft.com/office/word/2020/wordml/sdtdatahash" xmlns:w16sdtfl="http://schemas.microsoft.com/office/word/2024/wordml/sdtformatlock" xmlns:w16se="http://schemas.microsoft.com/office/word/2015/wordml/symex" xmlns:wpg="http://schemas.microsoft.com/office/word/2010/wordprocessingGroup" xmlns:wpi="http://schemas.microsoft.com/office/word/2010/wordprocessingInk" xmlns:wne="http://schemas.microsoft.com/office/word/2006/wordml" xmlns:wps="http://schemas.microsoft.com/office/word/2010/wordprocessingShape" mc:Ignorable="w14 w15 w16se w16cid w16 w16cex w16sdtdh w16sdtfl w16du wp14">
+<w:numbering xmlns:wpc="http://schemas.microsoft.com/office/word/2010/wordprocessingCanvas" xmlns:cx="http://schemas.microsoft.com/office/drawing/2014/chartex" xmlns:cx1="http://schemas.microsoft.com/office/drawing/2015/9/8/chartex" xmlns:cx2="http://schemas.microsoft.com/office/drawing/2015/10/21/chartex" xmlns:cx3="http://schemas.microsoft.com/office/drawing/2016/5/9/chartex" xmlns:cx4="http://schemas.microsoft.com/office/drawing/2016/5/10/chartex" xmlns:cx5="http://schemas.microsoft.com/office/drawing/2016/5/11/chartex" xmlns:cx6="http://schemas.microsoft.com/office/drawing/2016/5/12/chartex" xmlns:cx7="http://schemas.microsoft.com/office/drawing/2016/5/13/chartex" xmlns:cx8="http://schemas.microsoft.com/office/drawing/2016/5/14/chartex" xmlns:mc="http://schemas.openxmlformats.org/markup-compatibility/2006" xmlns:aink="http://schemas.microsoft.com/office/drawing/2016/ink" xmlns:am3d="http://schemas.microsoft.com/office/drawing/2017/model3d" xmlns:o="urn:schemas-microsoft-com:office:office" xmlns:oel="http://schemas.microsoft.com/office/2019/extlst" xmlns:r="http://schemas.openxmlformats.org/officeDocument/2006/relationships" xmlns:m="http://schemas.openxmlformats.org/officeDocument/2006/math" xmlns:v="urn:schemas-microsoft-com:vml" xmlns:wp14="http://schemas.microsoft.com/office/word/2010/wordprocessingDrawing" xmlns:wp="http://schemas.openxmlformats.org/drawingml/2006/wordprocessingDrawing" xmlns:w10="urn:schemas-microsoft-com:office:word" xmlns:w="http://schemas.openxmlformats.org/wordprocessingml/2006/main" xmlns:w14="http://schemas.microsoft.com/office/word/2010/wordml" xmlns:w15="http://schemas.microsoft.com/office/word/2012/wordml" xmlns:w16cei="http://schemas.microsoft.com/office/word/2026/wordml/cei" xmlns:w16cex="http://schemas.microsoft.com/office/word/2018/wordml/cex" xmlns:w16cid="http://schemas.microsoft.com/office/word/2016/wordml/cid" xmlns:w16="http://schemas.microsoft.com/office/word/2018/wordml" xmlns:w16du="http://schemas.microsoft.com/office/word/2023/wordml/word16du" xmlns:w16sdtdh="http://schemas.microsoft.com/office/word/2020/wordml/sdtdatahash" xmlns:w16sdtfl="http://schemas.microsoft.com/office/word/2024/wordml/sdtformatlock" xmlns:w16se="http://schemas.microsoft.com/office/word/2015/wordml/symex" xmlns:wpg="http://schemas.microsoft.com/office/word/2010/wordprocessingGroup" xmlns:wpi="http://schemas.microsoft.com/office/word/2010/wordprocessingInk" xmlns:wne="http://schemas.microsoft.com/office/word/2006/wordml" xmlns:wps="http://schemas.microsoft.com/office/word/2010/wordprocessingShape" mc:Ignorable="w14 w15 w16se w16cid w16 w16cex w16sdtdh w16sdtfl w16du wp14">
   <w:abstractNum w:abstractNumId="0" w15:restartNumberingAfterBreak="0">
     <w:nsid w:val="02354EF1"/>
     <w:multiLevelType w:val="hybridMultilevel"/>
@@ -614,6 +1091,155 @@
     </w:lvl>
   </w:abstractNum>
   <w:abstractNum w:abstractNumId="2" w15:restartNumberingAfterBreak="0">
+    <w:nsid w:val="0EE05219"/>
+    <w:multiLevelType w:val="multilevel"/>
+    <w:tmpl w:val="BA4690B4"/>
+    <w:lvl w:ilvl="0">
+      <w:start w:val="1"/>
+      <w:numFmt w:val="bullet"/>
+      <w:lvlText w:val=""/>
+      <w:lvlJc w:val="left"/>
+      <w:pPr>
+        <w:tabs>
+          <w:tab w:val="num" w:pos="720"/>
+        </w:tabs>
+        <w:ind w:left="720" w:hanging="360"/>
+      </w:pPr>
+      <w:rPr>
+        <w:rFonts w:ascii="Symbol" w:hAnsi="Symbol" w:hint="default"/>
+        <w:sz w:val="20"/>
+      </w:rPr>
+    </w:lvl>
+    <w:lvl w:ilvl="1" w:tentative="1">
+      <w:start w:val="1"/>
+      <w:numFmt w:val="bullet"/>
+      <w:lvlText w:val="o"/>
+      <w:lvlJc w:val="left"/>
+      <w:pPr>
+        <w:tabs>
+          <w:tab w:val="num" w:pos="1440"/>
+        </w:tabs>
+        <w:ind w:left="1440" w:hanging="360"/>
+      </w:pPr>
+      <w:rPr>
+        <w:rFonts w:ascii="Courier New" w:hAnsi="Courier New" w:hint="default"/>
+        <w:sz w:val="20"/>
+      </w:rPr>
+    </w:lvl>
+    <w:lvl w:ilvl="2" w:tentative="1">
+      <w:start w:val="1"/>
+      <w:numFmt w:val="bullet"/>
+      <w:lvlText w:val=""/>
+      <w:lvlJc w:val="left"/>
+      <w:pPr>
+        <w:tabs>
+          <w:tab w:val="num" w:pos="2160"/>
+        </w:tabs>
+        <w:ind w:left="2160" w:hanging="360"/>
+      </w:pPr>
+      <w:rPr>
+        <w:rFonts w:ascii="Wingdings" w:hAnsi="Wingdings" w:hint="default"/>
+        <w:sz w:val="20"/>
+      </w:rPr>
+    </w:lvl>
+    <w:lvl w:ilvl="3" w:tentative="1">
+      <w:start w:val="1"/>
+      <w:numFmt w:val="bullet"/>
+      <w:lvlText w:val=""/>
+      <w:lvlJc w:val="left"/>
+      <w:pPr>
+        <w:tabs>
+          <w:tab w:val="num" w:pos="2880"/>
+        </w:tabs>
+        <w:ind w:left="2880" w:hanging="360"/>
+      </w:pPr>
+      <w:rPr>
+        <w:rFonts w:ascii="Wingdings" w:hAnsi="Wingdings" w:hint="default"/>
+        <w:sz w:val="20"/>
+      </w:rPr>
+    </w:lvl>
+    <w:lvl w:ilvl="4" w:tentative="1">
+      <w:start w:val="1"/>
+      <w:numFmt w:val="bullet"/>
+      <w:lvlText w:val=""/>
+      <w:lvlJc w:val="left"/>
+      <w:pPr>
+        <w:tabs>
+          <w:tab w:val="num" w:pos="3600"/>
+        </w:tabs>
+        <w:ind w:left="3600" w:hanging="360"/>
+      </w:pPr>
+      <w:rPr>
+        <w:rFonts w:ascii="Wingdings" w:hAnsi="Wingdings" w:hint="default"/>
+        <w:sz w:val="20"/>
+      </w:rPr>
+    </w:lvl>
+    <w:lvl w:ilvl="5" w:tentative="1">
+      <w:start w:val="1"/>
+      <w:numFmt w:val="bullet"/>
+      <w:lvlText w:val=""/>
+      <w:lvlJc w:val="left"/>
+      <w:pPr>
+        <w:tabs>
+          <w:tab w:val="num" w:pos="4320"/>
+        </w:tabs>
+        <w:ind w:left="4320" w:hanging="360"/>
+      </w:pPr>
+      <w:rPr>
+        <w:rFonts w:ascii="Wingdings" w:hAnsi="Wingdings" w:hint="default"/>
+        <w:sz w:val="20"/>
+      </w:rPr>
+    </w:lvl>
+    <w:lvl w:ilvl="6" w:tentative="1">
+      <w:start w:val="1"/>
+      <w:numFmt w:val="bullet"/>
+      <w:lvlText w:val=""/>
+      <w:lvlJc w:val="left"/>
+      <w:pPr>
+        <w:tabs>
+          <w:tab w:val="num" w:pos="5040"/>
+        </w:tabs>
+        <w:ind w:left="5040" w:hanging="360"/>
+      </w:pPr>
+      <w:rPr>
+        <w:rFonts w:ascii="Wingdings" w:hAnsi="Wingdings" w:hint="default"/>
+        <w:sz w:val="20"/>
+      </w:rPr>
+    </w:lvl>
+    <w:lvl w:ilvl="7" w:tentative="1">
+      <w:start w:val="1"/>
+      <w:numFmt w:val="bullet"/>
+      <w:lvlText w:val=""/>
+      <w:lvlJc w:val="left"/>
+      <w:pPr>
+        <w:tabs>
+          <w:tab w:val="num" w:pos="5760"/>
+        </w:tabs>
+        <w:ind w:left="5760" w:hanging="360"/>
+      </w:pPr>
+      <w:rPr>
+        <w:rFonts w:ascii="Wingdings" w:hAnsi="Wingdings" w:hint="default"/>
+        <w:sz w:val="20"/>
+      </w:rPr>
+    </w:lvl>
+    <w:lvl w:ilvl="8" w:tentative="1">
+      <w:start w:val="1"/>
+      <w:numFmt w:val="bullet"/>
+      <w:lvlText w:val=""/>
+      <w:lvlJc w:val="left"/>
+      <w:pPr>
+        <w:tabs>
+          <w:tab w:val="num" w:pos="6480"/>
+        </w:tabs>
+        <w:ind w:left="6480" w:hanging="360"/>
+      </w:pPr>
+      <w:rPr>
+        <w:rFonts w:ascii="Wingdings" w:hAnsi="Wingdings" w:hint="default"/>
+        <w:sz w:val="20"/>
+      </w:rPr>
+    </w:lvl>
+  </w:abstractNum>
+  <w:abstractNum w:abstractNumId="3" w15:restartNumberingAfterBreak="0">
     <w:nsid w:val="0FF60E2D"/>
     <w:multiLevelType w:val="multilevel"/>
     <w:tmpl w:val="AA38C114"/>
@@ -733,7 +1359,156 @@
       </w:pPr>
     </w:lvl>
   </w:abstractNum>
-  <w:abstractNum w:abstractNumId="3" w15:restartNumberingAfterBreak="0">
+  <w:abstractNum w:abstractNumId="4" w15:restartNumberingAfterBreak="0">
+    <w:nsid w:val="133D415D"/>
+    <w:multiLevelType w:val="multilevel"/>
+    <w:tmpl w:val="850A3820"/>
+    <w:lvl w:ilvl="0">
+      <w:start w:val="1"/>
+      <w:numFmt w:val="bullet"/>
+      <w:lvlText w:val=""/>
+      <w:lvlJc w:val="left"/>
+      <w:pPr>
+        <w:tabs>
+          <w:tab w:val="num" w:pos="720"/>
+        </w:tabs>
+        <w:ind w:left="720" w:hanging="360"/>
+      </w:pPr>
+      <w:rPr>
+        <w:rFonts w:ascii="Symbol" w:hAnsi="Symbol" w:hint="default"/>
+        <w:sz w:val="20"/>
+      </w:rPr>
+    </w:lvl>
+    <w:lvl w:ilvl="1" w:tentative="1">
+      <w:start w:val="1"/>
+      <w:numFmt w:val="bullet"/>
+      <w:lvlText w:val="o"/>
+      <w:lvlJc w:val="left"/>
+      <w:pPr>
+        <w:tabs>
+          <w:tab w:val="num" w:pos="1440"/>
+        </w:tabs>
+        <w:ind w:left="1440" w:hanging="360"/>
+      </w:pPr>
+      <w:rPr>
+        <w:rFonts w:ascii="Courier New" w:hAnsi="Courier New" w:hint="default"/>
+        <w:sz w:val="20"/>
+      </w:rPr>
+    </w:lvl>
+    <w:lvl w:ilvl="2" w:tentative="1">
+      <w:start w:val="1"/>
+      <w:numFmt w:val="bullet"/>
+      <w:lvlText w:val=""/>
+      <w:lvlJc w:val="left"/>
+      <w:pPr>
+        <w:tabs>
+          <w:tab w:val="num" w:pos="2160"/>
+        </w:tabs>
+        <w:ind w:left="2160" w:hanging="360"/>
+      </w:pPr>
+      <w:rPr>
+        <w:rFonts w:ascii="Wingdings" w:hAnsi="Wingdings" w:hint="default"/>
+        <w:sz w:val="20"/>
+      </w:rPr>
+    </w:lvl>
+    <w:lvl w:ilvl="3" w:tentative="1">
+      <w:start w:val="1"/>
+      <w:numFmt w:val="bullet"/>
+      <w:lvlText w:val=""/>
+      <w:lvlJc w:val="left"/>
+      <w:pPr>
+        <w:tabs>
+          <w:tab w:val="num" w:pos="2880"/>
+        </w:tabs>
+        <w:ind w:left="2880" w:hanging="360"/>
+      </w:pPr>
+      <w:rPr>
+        <w:rFonts w:ascii="Wingdings" w:hAnsi="Wingdings" w:hint="default"/>
+        <w:sz w:val="20"/>
+      </w:rPr>
+    </w:lvl>
+    <w:lvl w:ilvl="4" w:tentative="1">
+      <w:start w:val="1"/>
+      <w:numFmt w:val="bullet"/>
+      <w:lvlText w:val=""/>
+      <w:lvlJc w:val="left"/>
+      <w:pPr>
+        <w:tabs>
+          <w:tab w:val="num" w:pos="3600"/>
+        </w:tabs>
+        <w:ind w:left="3600" w:hanging="360"/>
+      </w:pPr>
+      <w:rPr>
+        <w:rFonts w:ascii="Wingdings" w:hAnsi="Wingdings" w:hint="default"/>
+        <w:sz w:val="20"/>
+      </w:rPr>
+    </w:lvl>
+    <w:lvl w:ilvl="5" w:tentative="1">
+      <w:start w:val="1"/>
+      <w:numFmt w:val="bullet"/>
+      <w:lvlText w:val=""/>
+      <w:lvlJc w:val="left"/>
+      <w:pPr>
+        <w:tabs>
+          <w:tab w:val="num" w:pos="4320"/>
+        </w:tabs>
+        <w:ind w:left="4320" w:hanging="360"/>
+      </w:pPr>
+      <w:rPr>
+        <w:rFonts w:ascii="Wingdings" w:hAnsi="Wingdings" w:hint="default"/>
+        <w:sz w:val="20"/>
+      </w:rPr>
+    </w:lvl>
+    <w:lvl w:ilvl="6" w:tentative="1">
+      <w:start w:val="1"/>
+      <w:numFmt w:val="bullet"/>
+      <w:lvlText w:val=""/>
+      <w:lvlJc w:val="left"/>
+      <w:pPr>
+        <w:tabs>
+          <w:tab w:val="num" w:pos="5040"/>
+        </w:tabs>
+        <w:ind w:left="5040" w:hanging="360"/>
+      </w:pPr>
+      <w:rPr>
+        <w:rFonts w:ascii="Wingdings" w:hAnsi="Wingdings" w:hint="default"/>
+        <w:sz w:val="20"/>
+      </w:rPr>
+    </w:lvl>
+    <w:lvl w:ilvl="7" w:tentative="1">
+      <w:start w:val="1"/>
+      <w:numFmt w:val="bullet"/>
+      <w:lvlText w:val=""/>
+      <w:lvlJc w:val="left"/>
+      <w:pPr>
+        <w:tabs>
+          <w:tab w:val="num" w:pos="5760"/>
+        </w:tabs>
+        <w:ind w:left="5760" w:hanging="360"/>
+      </w:pPr>
+      <w:rPr>
+        <w:rFonts w:ascii="Wingdings" w:hAnsi="Wingdings" w:hint="default"/>
+        <w:sz w:val="20"/>
+      </w:rPr>
+    </w:lvl>
+    <w:lvl w:ilvl="8" w:tentative="1">
+      <w:start w:val="1"/>
+      <w:numFmt w:val="bullet"/>
+      <w:lvlText w:val=""/>
+      <w:lvlJc w:val="left"/>
+      <w:pPr>
+        <w:tabs>
+          <w:tab w:val="num" w:pos="6480"/>
+        </w:tabs>
+        <w:ind w:left="6480" w:hanging="360"/>
+      </w:pPr>
+      <w:rPr>
+        <w:rFonts w:ascii="Wingdings" w:hAnsi="Wingdings" w:hint="default"/>
+        <w:sz w:val="20"/>
+      </w:rPr>
+    </w:lvl>
+  </w:abstractNum>
+  <w:abstractNum w:abstractNumId="5" w15:restartNumberingAfterBreak="0">
     <w:nsid w:val="159D6847"/>
     <w:multiLevelType w:val="hybridMultilevel"/>
     <w:tmpl w:val="86B2D8D2"/>
@@ -846,7 +1621,7 @@
       </w:rPr>
     </w:lvl>
   </w:abstractNum>
-  <w:abstractNum w:abstractNumId="4" w15:restartNumberingAfterBreak="0">
+  <w:abstractNum w:abstractNumId="6" w15:restartNumberingAfterBreak="0">
     <w:nsid w:val="1CCF7965"/>
     <w:multiLevelType w:val="multilevel"/>
     <w:tmpl w:val="D7127528"/>
@@ -959,7 +1734,7 @@
       </w:pPr>
     </w:lvl>
   </w:abstractNum>
-  <w:abstractNum w:abstractNumId="5" w15:restartNumberingAfterBreak="0">
+  <w:abstractNum w:abstractNumId="7" w15:restartNumberingAfterBreak="0">
     <w:nsid w:val="2E105EA9"/>
     <w:multiLevelType w:val="hybridMultilevel"/>
     <w:tmpl w:val="52E46F06"/>
@@ -1049,7 +1824,156 @@
       </w:pPr>
     </w:lvl>
   </w:abstractNum>
-  <w:abstractNum w:abstractNumId="6" w15:restartNumberingAfterBreak="0">
+  <w:abstractNum w:abstractNumId="8" w15:restartNumberingAfterBreak="0">
+    <w:nsid w:val="347D50D1"/>
+    <w:multiLevelType w:val="multilevel"/>
+    <w:tmpl w:val="66CAECB2"/>
+    <w:lvl w:ilvl="0">
+      <w:start w:val="1"/>
+      <w:numFmt w:val="bullet"/>
+      <w:lvlText w:val=""/>
+      <w:lvlJc w:val="left"/>
+      <w:pPr>
+        <w:tabs>
+          <w:tab w:val="num" w:pos="720"/>
+        </w:tabs>
+        <w:ind w:left="720" w:hanging="360"/>
+      </w:pPr>
+      <w:rPr>
+        <w:rFonts w:ascii="Symbol" w:hAnsi="Symbol" w:hint="default"/>
+        <w:sz w:val="20"/>
+      </w:rPr>
+    </w:lvl>
+    <w:lvl w:ilvl="1" w:tentative="1">
+      <w:start w:val="1"/>
+      <w:numFmt w:val="bullet"/>
+      <w:lvlText w:val="o"/>
+      <w:lvlJc w:val="left"/>
+      <w:pPr>
+        <w:tabs>
+          <w:tab w:val="num" w:pos="1440"/>
+        </w:tabs>
+        <w:ind w:left="1440" w:hanging="360"/>
+      </w:pPr>
+      <w:rPr>
+        <w:rFonts w:ascii="Courier New" w:hAnsi="Courier New" w:hint="default"/>
+        <w:sz w:val="20"/>
+      </w:rPr>
+    </w:lvl>
+    <w:lvl w:ilvl="2" w:tentative="1">
+      <w:start w:val="1"/>
+      <w:numFmt w:val="bullet"/>
+      <w:lvlText w:val=""/>
+      <w:lvlJc w:val="left"/>
+      <w:pPr>
+        <w:tabs>
+          <w:tab w:val="num" w:pos="2160"/>
+        </w:tabs>
+        <w:ind w:left="2160" w:hanging="360"/>
+      </w:pPr>
+      <w:rPr>
+        <w:rFonts w:ascii="Wingdings" w:hAnsi="Wingdings" w:hint="default"/>
+        <w:sz w:val="20"/>
+      </w:rPr>
+    </w:lvl>
+    <w:lvl w:ilvl="3" w:tentative="1">
+      <w:start w:val="1"/>
+      <w:numFmt w:val="bullet"/>
+      <w:lvlText w:val=""/>
+      <w:lvlJc w:val="left"/>
+      <w:pPr>
+        <w:tabs>
+          <w:tab w:val="num" w:pos="2880"/>
+        </w:tabs>
+        <w:ind w:left="2880" w:hanging="360"/>
+      </w:pPr>
+      <w:rPr>
+        <w:rFonts w:ascii="Wingdings" w:hAnsi="Wingdings" w:hint="default"/>
+        <w:sz w:val="20"/>
+      </w:rPr>
+    </w:lvl>
+    <w:lvl w:ilvl="4" w:tentative="1">
+      <w:start w:val="1"/>
+      <w:numFmt w:val="bullet"/>
+      <w:lvlText w:val=""/>
+      <w:lvlJc w:val="left"/>
+      <w:pPr>
+        <w:tabs>
+          <w:tab w:val="num" w:pos="3600"/>
+        </w:tabs>
+        <w:ind w:left="3600" w:hanging="360"/>
+      </w:pPr>
+      <w:rPr>
+        <w:rFonts w:ascii="Wingdings" w:hAnsi="Wingdings" w:hint="default"/>
+        <w:sz w:val="20"/>
+      </w:rPr>
+    </w:lvl>
+    <w:lvl w:ilvl="5" w:tentative="1">
+      <w:start w:val="1"/>
+      <w:numFmt w:val="bullet"/>
+      <w:lvlText w:val=""/>
+      <w:lvlJc w:val="left"/>
+      <w:pPr>
+        <w:tabs>
+          <w:tab w:val="num" w:pos="4320"/>
+        </w:tabs>
+        <w:ind w:left="4320" w:hanging="360"/>
+      </w:pPr>
+      <w:rPr>
+        <w:rFonts w:ascii="Wingdings" w:hAnsi="Wingdings" w:hint="default"/>
+        <w:sz w:val="20"/>
+      </w:rPr>
+    </w:lvl>
+    <w:lvl w:ilvl="6" w:tentative="1">
+      <w:start w:val="1"/>
+      <w:numFmt w:val="bullet"/>
+      <w:lvlText w:val=""/>
+      <w:lvlJc w:val="left"/>
+      <w:pPr>
+        <w:tabs>
+          <w:tab w:val="num" w:pos="5040"/>
+        </w:tabs>
+        <w:ind w:left="5040" w:hanging="360"/>
+      </w:pPr>
+      <w:rPr>
+        <w:rFonts w:ascii="Wingdings" w:hAnsi="Wingdings" w:hint="default"/>
+        <w:sz w:val="20"/>
+      </w:rPr>
+    </w:lvl>
+    <w:lvl w:ilvl="7" w:tentative="1">
+      <w:start w:val="1"/>
+      <w:numFmt w:val="bullet"/>
+      <w:lvlText w:val=""/>
+      <w:lvlJc w:val="left"/>
+      <w:pPr>
+        <w:tabs>
+          <w:tab w:val="num" w:pos="5760"/>
+        </w:tabs>
+        <w:ind w:left="5760" w:hanging="360"/>
+      </w:pPr>
+      <w:rPr>
+        <w:rFonts w:ascii="Wingdings" w:hAnsi="Wingdings" w:hint="default"/>
+        <w:sz w:val="20"/>
+      </w:rPr>
+    </w:lvl>
+    <w:lvl w:ilvl="8" w:tentative="1">
+      <w:start w:val="1"/>
+      <w:numFmt w:val="bullet"/>
+      <w:lvlText w:val=""/>
+      <w:lvlJc w:val="left"/>
+      <w:pPr>
+        <w:tabs>
+          <w:tab w:val="num" w:pos="6480"/>
+        </w:tabs>
+        <w:ind w:left="6480" w:hanging="360"/>
+      </w:pPr>
+      <w:rPr>
+        <w:rFonts w:ascii="Wingdings" w:hAnsi="Wingdings" w:hint="default"/>
+        <w:sz w:val="20"/>
+      </w:rPr>
+    </w:lvl>
+  </w:abstractNum>
+  <w:abstractNum w:abstractNumId="9" w15:restartNumberingAfterBreak="0">
     <w:nsid w:val="35524911"/>
     <w:multiLevelType w:val="multilevel"/>
     <w:tmpl w:val="9878B0FA"/>
@@ -1169,7 +2093,7 @@
       </w:pPr>
     </w:lvl>
   </w:abstractNum>
-  <w:abstractNum w:abstractNumId="7" w15:restartNumberingAfterBreak="0">
+  <w:abstractNum w:abstractNumId="10" w15:restartNumberingAfterBreak="0">
     <w:nsid w:val="3D2A39AA"/>
     <w:multiLevelType w:val="multilevel"/>
     <w:tmpl w:val="4C40961E"/>
@@ -1290,7 +2214,7 @@
       </w:pPr>
     </w:lvl>
   </w:abstractNum>
-  <w:abstractNum w:abstractNumId="8" w15:restartNumberingAfterBreak="0">
+  <w:abstractNum w:abstractNumId="11" w15:restartNumberingAfterBreak="0">
     <w:nsid w:val="46696FFD"/>
     <w:multiLevelType w:val="hybridMultilevel"/>
     <w:tmpl w:val="731C8BA2"/>
@@ -1379,7 +2303,7 @@
       </w:pPr>
     </w:lvl>
   </w:abstractNum>
-  <w:abstractNum w:abstractNumId="9" w15:restartNumberingAfterBreak="0">
+  <w:abstractNum w:abstractNumId="12" w15:restartNumberingAfterBreak="0">
     <w:nsid w:val="63CC59F0"/>
     <w:multiLevelType w:val="multilevel"/>
     <w:tmpl w:val="F5D46C7A"/>
@@ -1499,7 +2423,7 @@
       </w:pPr>
     </w:lvl>
   </w:abstractNum>
-  <w:abstractNum w:abstractNumId="10" w15:restartNumberingAfterBreak="0">
+  <w:abstractNum w:abstractNumId="13" w15:restartNumberingAfterBreak="0">
     <w:nsid w:val="790D3A75"/>
     <w:multiLevelType w:val="multilevel"/>
     <w:tmpl w:val="A4FC0A22"/>
@@ -1616,38 +2540,199 @@
       </w:pPr>
     </w:lvl>
   </w:abstractNum>
+  <w:abstractNum w:abstractNumId="14" w15:restartNumberingAfterBreak="0">
+    <w:nsid w:val="7DD51C96"/>
+    <w:multiLevelType w:val="multilevel"/>
+    <w:tmpl w:val="95CC4DD4"/>
+    <w:lvl w:ilvl="0">
+      <w:start w:val="1"/>
+      <w:numFmt w:val="bullet"/>
+      <w:lvlText w:val=""/>
+      <w:lvlJc w:val="left"/>
+      <w:pPr>
+        <w:tabs>
+          <w:tab w:val="num" w:pos="720"/>
+        </w:tabs>
+        <w:ind w:left="720" w:hanging="360"/>
+      </w:pPr>
+      <w:rPr>
+        <w:rFonts w:ascii="Symbol" w:hAnsi="Symbol" w:hint="default"/>
+        <w:sz w:val="20"/>
+      </w:rPr>
+    </w:lvl>
+    <w:lvl w:ilvl="1" w:tentative="1">
+      <w:start w:val="1"/>
+      <w:numFmt w:val="bullet"/>
+      <w:lvlText w:val="o"/>
+      <w:lvlJc w:val="left"/>
+      <w:pPr>
+        <w:tabs>
+          <w:tab w:val="num" w:pos="1440"/>
+        </w:tabs>
+        <w:ind w:left="1440" w:hanging="360"/>
+      </w:pPr>
+      <w:rPr>
+        <w:rFonts w:ascii="Courier New" w:hAnsi="Courier New" w:hint="default"/>
+        <w:sz w:val="20"/>
+      </w:rPr>
+    </w:lvl>
+    <w:lvl w:ilvl="2" w:tentative="1">
+      <w:start w:val="1"/>
+      <w:numFmt w:val="bullet"/>
+      <w:lvlText w:val=""/>
+      <w:lvlJc w:val="left"/>
+      <w:pPr>
+        <w:tabs>
+          <w:tab w:val="num" w:pos="2160"/>
+        </w:tabs>
+        <w:ind w:left="2160" w:hanging="360"/>
+      </w:pPr>
+      <w:rPr>
+        <w:rFonts w:ascii="Wingdings" w:hAnsi="Wingdings" w:hint="default"/>
+        <w:sz w:val="20"/>
+      </w:rPr>
+    </w:lvl>
+    <w:lvl w:ilvl="3" w:tentative="1">
+      <w:start w:val="1"/>
+      <w:numFmt w:val="bullet"/>
+      <w:lvlText w:val=""/>
+      <w:lvlJc w:val="left"/>
+      <w:pPr>
+        <w:tabs>
+          <w:tab w:val="num" w:pos="2880"/>
+        </w:tabs>
+        <w:ind w:left="2880" w:hanging="360"/>
+      </w:pPr>
+      <w:rPr>
+        <w:rFonts w:ascii="Wingdings" w:hAnsi="Wingdings" w:hint="default"/>
+        <w:sz w:val="20"/>
+      </w:rPr>
+    </w:lvl>
+    <w:lvl w:ilvl="4" w:tentative="1">
+      <w:start w:val="1"/>
+      <w:numFmt w:val="bullet"/>
+      <w:lvlText w:val=""/>
+      <w:lvlJc w:val="left"/>
+      <w:pPr>
+        <w:tabs>
+          <w:tab w:val="num" w:pos="3600"/>
+        </w:tabs>
+        <w:ind w:left="3600" w:hanging="360"/>
+      </w:pPr>
+      <w:rPr>
+        <w:rFonts w:ascii="Wingdings" w:hAnsi="Wingdings" w:hint="default"/>
+        <w:sz w:val="20"/>
+      </w:rPr>
+    </w:lvl>
+    <w:lvl w:ilvl="5" w:tentative="1">
+      <w:start w:val="1"/>
+      <w:numFmt w:val="bullet"/>
+      <w:lvlText w:val=""/>
+      <w:lvlJc w:val="left"/>
+      <w:pPr>
+        <w:tabs>
+          <w:tab w:val="num" w:pos="4320"/>
+        </w:tabs>
+        <w:ind w:left="4320" w:hanging="360"/>
+      </w:pPr>
+      <w:rPr>
+        <w:rFonts w:ascii="Wingdings" w:hAnsi="Wingdings" w:hint="default"/>
+        <w:sz w:val="20"/>
+      </w:rPr>
+    </w:lvl>
+    <w:lvl w:ilvl="6" w:tentative="1">
+      <w:start w:val="1"/>
+      <w:numFmt w:val="bullet"/>
+      <w:lvlText w:val=""/>
+      <w:lvlJc w:val="left"/>
+      <w:pPr>
+        <w:tabs>
+          <w:tab w:val="num" w:pos="5040"/>
+        </w:tabs>
+        <w:ind w:left="5040" w:hanging="360"/>
+      </w:pPr>
+      <w:rPr>
+        <w:rFonts w:ascii="Wingdings" w:hAnsi="Wingdings" w:hint="default"/>
+        <w:sz w:val="20"/>
+      </w:rPr>
+    </w:lvl>
+    <w:lvl w:ilvl="7" w:tentative="1">
+      <w:start w:val="1"/>
+      <w:numFmt w:val="bullet"/>
+      <w:lvlText w:val=""/>
+      <w:lvlJc w:val="left"/>
+      <w:pPr>
+        <w:tabs>
+          <w:tab w:val="num" w:pos="5760"/>
+        </w:tabs>
+        <w:ind w:left="5760" w:hanging="360"/>
+      </w:pPr>
+      <w:rPr>
+        <w:rFonts w:ascii="Wingdings" w:hAnsi="Wingdings" w:hint="default"/>
+        <w:sz w:val="20"/>
+      </w:rPr>
+    </w:lvl>
+    <w:lvl w:ilvl="8" w:tentative="1">
+      <w:start w:val="1"/>
+      <w:numFmt w:val="bullet"/>
+      <w:lvlText w:val=""/>
+      <w:lvlJc w:val="left"/>
+      <w:pPr>
+        <w:tabs>
+          <w:tab w:val="num" w:pos="6480"/>
+        </w:tabs>
+        <w:ind w:left="6480" w:hanging="360"/>
+      </w:pPr>
+      <w:rPr>
+        <w:rFonts w:ascii="Wingdings" w:hAnsi="Wingdings" w:hint="default"/>
+        <w:sz w:val="20"/>
+      </w:rPr>
+    </w:lvl>
+  </w:abstractNum>
   <w:num w:numId="1" w16cid:durableId="700205748">
-    <w:abstractNumId w:val="7"/>
+    <w:abstractNumId w:val="10"/>
   </w:num>
   <w:num w:numId="2" w16cid:durableId="516040004">
-    <w:abstractNumId w:val="9"/>
+    <w:abstractNumId w:val="12"/>
   </w:num>
   <w:num w:numId="3" w16cid:durableId="412746473">
-    <w:abstractNumId w:val="2"/>
+    <w:abstractNumId w:val="3"/>
   </w:num>
   <w:num w:numId="4" w16cid:durableId="1180048812">
-    <w:abstractNumId w:val="6"/>
+    <w:abstractNumId w:val="9"/>
   </w:num>
   <w:num w:numId="5" w16cid:durableId="1879193966">
     <w:abstractNumId w:val="0"/>
   </w:num>
   <w:num w:numId="6" w16cid:durableId="2135252808">
-    <w:abstractNumId w:val="8"/>
+    <w:abstractNumId w:val="11"/>
   </w:num>
   <w:num w:numId="7" w16cid:durableId="1254971585">
-    <w:abstractNumId w:val="5"/>
+    <w:abstractNumId w:val="7"/>
   </w:num>
   <w:num w:numId="8" w16cid:durableId="140925323">
-    <w:abstractNumId w:val="4"/>
+    <w:abstractNumId w:val="6"/>
   </w:num>
   <w:num w:numId="9" w16cid:durableId="1497644954">
     <w:abstractNumId w:val="1"/>
   </w:num>
   <w:num w:numId="10" w16cid:durableId="2106610035">
-    <w:abstractNumId w:val="10"/>
+    <w:abstractNumId w:val="13"/>
   </w:num>
   <w:num w:numId="11" w16cid:durableId="530806969">
-    <w:abstractNumId w:val="3"/>
+    <w:abstractNumId w:val="5"/>
+  </w:num>
+  <w:num w:numId="12" w16cid:durableId="2081638981">
+    <w:abstractNumId w:val="8"/>
+  </w:num>
+  <w:num w:numId="13" w16cid:durableId="1855920299">
+    <w:abstractNumId w:val="2"/>
+  </w:num>
+  <w:num w:numId="14" w16cid:durableId="1381830811">
+    <w:abstractNumId w:val="4"/>
+  </w:num>
+  <w:num w:numId="15" w16cid:durableId="602151452">
+    <w:abstractNumId w:val="14"/>
   </w:num>
 </w:numbering>
 </file>
